--- a/templates/template_anper_new.docx
+++ b/templates/template_anper_new.docx
@@ -999,22 +999,6 @@
     <w:p>
       <w:pPr>
         <w:pStyle w:val="BodyText"/>
-        <w:spacing w:before="1"/>
-        <w:ind w:left="1683" w:right="1688"/>
-        <w:jc w:val="center"/>
-      </w:pPr>
-    </w:p>
-    <w:p>
-      <w:pPr>
-        <w:pStyle w:val="BodyText"/>
-        <w:rPr>
-          <w:sz w:val="20"/>
-        </w:rPr>
-      </w:pPr>
-    </w:p>
-    <w:p>
-      <w:pPr>
-        <w:pStyle w:val="BodyText"/>
         <w:spacing w:before="49"/>
         <w:ind w:right="3287"/>
         <w:jc w:val="right"/>
@@ -1022,6 +1006,55 @@
           <w:sz w:val="20"/>
         </w:rPr>
       </w:pPr>
+      <w:r>
+        <w:rPr>
+          <w:rFonts w:ascii="Cambria Math" w:hAnsi="Cambria Math"/>
+          <w:noProof/>
+        </w:rPr>
+        <w:drawing>
+          <wp:anchor distT="0" distB="0" distL="0" distR="0" simplePos="0" relativeHeight="251663360" behindDoc="1" locked="0" layoutInCell="1" allowOverlap="1" wp14:anchorId="000752AF" wp14:editId="33FBA1EC">
+            <wp:simplePos x="0" y="0"/>
+            <wp:positionH relativeFrom="page">
+              <wp:posOffset>9315786</wp:posOffset>
+            </wp:positionH>
+            <wp:positionV relativeFrom="paragraph">
+              <wp:posOffset>20283</wp:posOffset>
+            </wp:positionV>
+            <wp:extent cx="1714500" cy="914400"/>
+            <wp:effectExtent l="0" t="0" r="0" b="0"/>
+            <wp:wrapNone/>
+            <wp:docPr id="4" name="Image 4"/>
+            <wp:cNvGraphicFramePr>
+              <a:graphicFrameLocks xmlns:a="http://schemas.openxmlformats.org/drawingml/2006/main"/>
+            </wp:cNvGraphicFramePr>
+            <a:graphic xmlns:a="http://schemas.openxmlformats.org/drawingml/2006/main">
+              <a:graphicData uri="http://schemas.openxmlformats.org/drawingml/2006/picture">
+                <pic:pic xmlns:pic="http://schemas.openxmlformats.org/drawingml/2006/picture">
+                  <pic:nvPicPr>
+                    <pic:cNvPr id="4" name="Image 4"/>
+                    <pic:cNvPicPr/>
+                  </pic:nvPicPr>
+                  <pic:blipFill>
+                    <a:blip r:embed="rId7" cstate="print"/>
+                    <a:stretch>
+                      <a:fillRect/>
+                    </a:stretch>
+                  </pic:blipFill>
+                  <pic:spPr>
+                    <a:xfrm>
+                      <a:off x="0" y="0"/>
+                      <a:ext cx="1714500" cy="914400"/>
+                    </a:xfrm>
+                    <a:prstGeom prst="rect">
+                      <a:avLst/>
+                    </a:prstGeom>
+                  </pic:spPr>
+                </pic:pic>
+              </a:graphicData>
+            </a:graphic>
+          </wp:anchor>
+        </w:drawing>
+      </w:r>
       <w:r>
         <w:t>HORMAT</w:t>
       </w:r>
@@ -1069,7 +1102,7 @@
                     <pic:cNvPicPr/>
                   </pic:nvPicPr>
                   <pic:blipFill>
-                    <a:blip r:embed="rId7" cstate="print"/>
+                    <a:blip r:embed="rId8" cstate="print"/>
                     <a:stretch>
                       <a:fillRect/>
                     </a:stretch>
